--- a/03_Outputs/final scripts/zh/Module 9/9.0.0-zh.docx
+++ b/03_Outputs/final scripts/zh/Module 9/9.0.0-zh.docx
@@ -19,7 +19,7 @@
     </w:p>
     <w:p>
       <w:r>
-        <w:t>我们将探讨全球南方可再生能源增长的最新数据，解析影响投资决策的概念，并逐步讲解DREI框架。在此过程中，您还将遇到情景分析和案例研究，展示有针对性的公共干预如何降低风险、减少资本成本，并开启可持续能源的新机遇。</w:t>
+        <w:t>我们将探讨全球南方地区可再生能源增长的最新数据，解析影响投资决策的概念，并逐步讲解DREI框架。在此过程中，您还将遇到情景分析和案例研究，展示有针对性的公共干预如何降低风险、减少资本成本，并开启可持续能源的新机遇。</w:t>
       </w:r>
     </w:p>
     <w:p>
